--- a/Sonit_Kumar_Pradhan_CMPE_272_Ansible_Assignment.docx
+++ b/Sonit_Kumar_Pradhan_CMPE_272_Ansible_Assignment.docx
@@ -5,30 +5,7 @@
     <w:p>
       <w:pPr>
         <w:spacing w:after="280"/>
-      </w:pPr>
-    </w:p>
-    <w:p>
-      <w:pPr>
-        <w:spacing w:after="280"/>
-      </w:pPr>
-    </w:p>
-    <w:p>
-      <w:pPr>
-        <w:spacing w:after="280"/>
-      </w:pPr>
-    </w:p>
-    <w:p>
-      <w:pPr>
-        <w:spacing w:after="280"/>
-      </w:pPr>
-    </w:p>
-    <w:p>
-      <w:pPr>
-        <w:jc w:val="center"/>
-        <w:rPr>
-          <w:sz w:val="28"/>
-          <w:szCs w:val="28"/>
-        </w:rPr>
+        <w:ind w:left="720"/>
       </w:pPr>
       <w:r>
         <w:rPr>
@@ -154,12 +131,6 @@
       </w:r>
     </w:p>
     <w:p>
-      <w:pPr>
-        <w:rPr>
-          <w:sz w:val="28"/>
-          <w:szCs w:val="28"/>
-        </w:rPr>
-      </w:pPr>
       <w:r>
         <w:rPr>
           <w:b/>
@@ -235,7 +206,6 @@
     <w:p/>
     <w:p>
       <w:pPr>
-        <w:jc w:val="center"/>
         <w:rPr>
           <w:sz w:val="32"/>
           <w:szCs w:val="32"/>
@@ -243,21 +213,58 @@
       </w:pPr>
       <w:r>
         <w:rPr>
-          <w:b/>
-          <w:color w:val="0055A2"/>
-          <w:sz w:val="32"/>
-          <w:szCs w:val="32"/>
+          <w:noProof/>
         </w:rPr>
-        <w:t>September 3, 2026</w:t>
+        <w:drawing>
+          <wp:anchor distT="0" distB="0" distL="114300" distR="114300" simplePos="0" relativeHeight="251659264" behindDoc="0" locked="0" layoutInCell="1" allowOverlap="1" wp14:anchorId="3A18558E" wp14:editId="111F0B6E">
+            <wp:simplePos x="0" y="0"/>
+            <wp:positionH relativeFrom="column">
+              <wp:posOffset>0</wp:posOffset>
+            </wp:positionH>
+            <wp:positionV relativeFrom="paragraph">
+              <wp:posOffset>125730</wp:posOffset>
+            </wp:positionV>
+            <wp:extent cx="5562600" cy="3526790"/>
+            <wp:effectExtent l="0" t="0" r="0" b="3810"/>
+            <wp:wrapSquare wrapText="bothSides"/>
+            <wp:docPr id="1595275662" name="Picture 1"/>
+            <wp:cNvGraphicFramePr>
+              <a:graphicFrameLocks xmlns:a="http://schemas.openxmlformats.org/drawingml/2006/main" noChangeAspect="1"/>
+            </wp:cNvGraphicFramePr>
+            <a:graphic xmlns:a="http://schemas.openxmlformats.org/drawingml/2006/main">
+              <a:graphicData uri="http://schemas.openxmlformats.org/drawingml/2006/picture">
+                <pic:pic xmlns:pic="http://schemas.openxmlformats.org/drawingml/2006/picture">
+                  <pic:nvPicPr>
+                    <pic:cNvPr id="1595275662" name="Picture 1595275662" descr="movie::/Users/sonit/Documents/Code/Ansible-CMPE-272/Screenshot/Screen Recording 2026-09-03 at 6.27.20 PM.mp4"/>
+                    <pic:cNvPicPr/>
+                  </pic:nvPicPr>
+                  <pic:blipFill>
+                    <a:blip r:embed="rId9"/>
+                    <a:stretch>
+                      <a:fillRect/>
+                    </a:stretch>
+                  </pic:blipFill>
+                  <pic:spPr>
+                    <a:xfrm>
+                      <a:off x="0" y="0"/>
+                      <a:ext cx="5562600" cy="3526790"/>
+                    </a:xfrm>
+                    <a:prstGeom prst="rect">
+                      <a:avLst/>
+                    </a:prstGeom>
+                  </pic:spPr>
+                </pic:pic>
+              </a:graphicData>
+            </a:graphic>
+            <wp14:sizeRelH relativeFrom="margin">
+              <wp14:pctWidth>0</wp14:pctWidth>
+            </wp14:sizeRelH>
+            <wp14:sizeRelV relativeFrom="margin">
+              <wp14:pctHeight>0</wp14:pctHeight>
+            </wp14:sizeRelV>
+          </wp:anchor>
+        </w:drawing>
       </w:r>
-    </w:p>
-    <w:p>
-      <w:pPr>
-        <w:rPr>
-          <w:sz w:val="32"/>
-          <w:szCs w:val="32"/>
-        </w:rPr>
-      </w:pPr>
       <w:r>
         <w:rPr>
           <w:sz w:val="32"/>
@@ -983,7 +990,7 @@
         </w:rPr>
         <w:t xml:space="preserve">Source repository: </w:t>
       </w:r>
-      <w:hyperlink r:id="rId9">
+      <w:hyperlink r:id="rId10">
         <w:r>
           <w:rPr>
             <w:color w:val="0563C1"/>
@@ -1571,7 +1578,7 @@
                     <pic:cNvPicPr/>
                   </pic:nvPicPr>
                   <pic:blipFill>
-                    <a:blip r:embed="rId10"/>
+                    <a:blip r:embed="rId11"/>
                     <a:stretch>
                       <a:fillRect/>
                     </a:stretch>
@@ -1674,7 +1681,7 @@
                     <pic:cNvPicPr/>
                   </pic:nvPicPr>
                   <pic:blipFill>
-                    <a:blip r:embed="rId11"/>
+                    <a:blip r:embed="rId12"/>
                     <a:stretch>
                       <a:fillRect/>
                     </a:stretch>
@@ -1793,7 +1800,7 @@
                     <pic:cNvPicPr/>
                   </pic:nvPicPr>
                   <pic:blipFill>
-                    <a:blip r:embed="rId12"/>
+                    <a:blip r:embed="rId13"/>
                     <a:stretch>
                       <a:fillRect/>
                     </a:stretch>
@@ -1896,7 +1903,7 @@
                     <pic:cNvPicPr/>
                   </pic:nvPicPr>
                   <pic:blipFill>
-                    <a:blip r:embed="rId13"/>
+                    <a:blip r:embed="rId14"/>
                     <a:stretch>
                       <a:fillRect/>
                     </a:stretch>
@@ -1988,64 +1995,6 @@
                 <pic:pic xmlns:pic="http://schemas.openxmlformats.org/drawingml/2006/picture">
                   <pic:nvPicPr>
                     <pic:cNvPr id="0" name="05-Screenshot-2026-09-03-at-3.42.43-PM.png"/>
-                    <pic:cNvPicPr/>
-                  </pic:nvPicPr>
-                  <pic:blipFill>
-                    <a:blip r:embed="rId14"/>
-                    <a:stretch>
-                      <a:fillRect/>
-                    </a:stretch>
-                  </pic:blipFill>
-                  <pic:spPr>
-                    <a:xfrm>
-                      <a:off x="0" y="0"/>
-                      <a:ext cx="5715000" cy="2973783"/>
-                    </a:xfrm>
-                    <a:prstGeom prst="rect">
-                      <a:avLst/>
-                    </a:prstGeom>
-                  </pic:spPr>
-                </pic:pic>
-              </a:graphicData>
-            </a:graphic>
-          </wp:inline>
-        </w:drawing>
-      </w:r>
-    </w:p>
-    <w:p>
-      <w:pPr>
-        <w:pStyle w:val="Caption"/>
-        <w:keepLines/>
-        <w:spacing w:after="160"/>
-        <w:jc w:val="center"/>
-      </w:pPr>
-      <w:r>
-        <w:t>Figure 5. VM1 at 192.168.252.2:8080 displaying “Hello World from SJSU-1.”</w:t>
-      </w:r>
-    </w:p>
-    <w:p>
-      <w:pPr>
-        <w:keepNext/>
-        <w:spacing w:before="40" w:after="60"/>
-        <w:jc w:val="center"/>
-      </w:pPr>
-      <w:r>
-        <w:rPr>
-          <w:noProof/>
-        </w:rPr>
-        <w:drawing>
-          <wp:inline distT="0" distB="0" distL="0" distR="0" wp14:anchorId="06379D8E" wp14:editId="1EA3FAA0">
-            <wp:extent cx="5715000" cy="2973783"/>
-            <wp:effectExtent l="0" t="0" r="0" b="0"/>
-            <wp:docPr id="6" name="Picture 6" descr="Browser showing the VM2 web page at port 8080 with the message Hello World from SJSU-2."/>
-            <wp:cNvGraphicFramePr>
-              <a:graphicFrameLocks xmlns:a="http://schemas.openxmlformats.org/drawingml/2006/main" noChangeAspect="1"/>
-            </wp:cNvGraphicFramePr>
-            <a:graphic xmlns:a="http://schemas.openxmlformats.org/drawingml/2006/main">
-              <a:graphicData uri="http://schemas.openxmlformats.org/drawingml/2006/picture">
-                <pic:pic xmlns:pic="http://schemas.openxmlformats.org/drawingml/2006/picture">
-                  <pic:nvPicPr>
-                    <pic:cNvPr id="0" name="04-Screenshot-2026-09-03-at-3.43.01-PM.png"/>
                     <pic:cNvPicPr/>
                   </pic:nvPicPr>
                   <pic:blipFill>
@@ -2078,6 +2027,64 @@
         <w:jc w:val="center"/>
       </w:pPr>
       <w:r>
+        <w:t>Figure 5. VM1 at 192.168.252.2:8080 displaying “Hello World from SJSU-1.”</w:t>
+      </w:r>
+    </w:p>
+    <w:p>
+      <w:pPr>
+        <w:keepNext/>
+        <w:spacing w:before="40" w:after="60"/>
+        <w:jc w:val="center"/>
+      </w:pPr>
+      <w:r>
+        <w:rPr>
+          <w:noProof/>
+        </w:rPr>
+        <w:drawing>
+          <wp:inline distT="0" distB="0" distL="0" distR="0" wp14:anchorId="06379D8E" wp14:editId="1EA3FAA0">
+            <wp:extent cx="5715000" cy="2973783"/>
+            <wp:effectExtent l="0" t="0" r="0" b="0"/>
+            <wp:docPr id="6" name="Picture 6" descr="Browser showing the VM2 web page at port 8080 with the message Hello World from SJSU-2."/>
+            <wp:cNvGraphicFramePr>
+              <a:graphicFrameLocks xmlns:a="http://schemas.openxmlformats.org/drawingml/2006/main" noChangeAspect="1"/>
+            </wp:cNvGraphicFramePr>
+            <a:graphic xmlns:a="http://schemas.openxmlformats.org/drawingml/2006/main">
+              <a:graphicData uri="http://schemas.openxmlformats.org/drawingml/2006/picture">
+                <pic:pic xmlns:pic="http://schemas.openxmlformats.org/drawingml/2006/picture">
+                  <pic:nvPicPr>
+                    <pic:cNvPr id="0" name="04-Screenshot-2026-09-03-at-3.43.01-PM.png"/>
+                    <pic:cNvPicPr/>
+                  </pic:nvPicPr>
+                  <pic:blipFill>
+                    <a:blip r:embed="rId16"/>
+                    <a:stretch>
+                      <a:fillRect/>
+                    </a:stretch>
+                  </pic:blipFill>
+                  <pic:spPr>
+                    <a:xfrm>
+                      <a:off x="0" y="0"/>
+                      <a:ext cx="5715000" cy="2973783"/>
+                    </a:xfrm>
+                    <a:prstGeom prst="rect">
+                      <a:avLst/>
+                    </a:prstGeom>
+                  </pic:spPr>
+                </pic:pic>
+              </a:graphicData>
+            </a:graphic>
+          </wp:inline>
+        </w:drawing>
+      </w:r>
+    </w:p>
+    <w:p>
+      <w:pPr>
+        <w:pStyle w:val="Caption"/>
+        <w:keepLines/>
+        <w:spacing w:after="160"/>
+        <w:jc w:val="center"/>
+      </w:pPr>
+      <w:r>
         <w:t>Figure 6. VM2 at 192.168.252.3:8080 displaying “Hello World from SJSU-2.”</w:t>
       </w:r>
     </w:p>
@@ -2144,7 +2151,7 @@
                     <pic:cNvPicPr/>
                   </pic:nvPicPr>
                   <pic:blipFill>
-                    <a:blip r:embed="rId16"/>
+                    <a:blip r:embed="rId17"/>
                     <a:stretch>
                       <a:fillRect/>
                     </a:stretch>
@@ -2225,7 +2232,7 @@
                     <pic:cNvPicPr/>
                   </pic:nvPicPr>
                   <pic:blipFill>
-                    <a:blip r:embed="rId17"/>
+                    <a:blip r:embed="rId18"/>
                     <a:stretch>
                       <a:fillRect/>
                     </a:stretch>
@@ -2947,7 +2954,7 @@
         </w:rPr>
         <w:t xml:space="preserve">GitHub repository: </w:t>
       </w:r>
-      <w:hyperlink r:id="rId18">
+      <w:hyperlink r:id="rId19">
         <w:r>
           <w:rPr>
             <w:color w:val="0563C1"/>
@@ -3412,7 +3419,7 @@
         </w:rPr>
         <w:t xml:space="preserve">Project source code and screenshots: </w:t>
       </w:r>
-      <w:hyperlink r:id="rId19">
+      <w:hyperlink r:id="rId20">
         <w:r>
           <w:rPr>
             <w:color w:val="0563C1"/>
@@ -3433,7 +3440,7 @@
         </w:rPr>
         <w:t xml:space="preserve">Ansible documentation: </w:t>
       </w:r>
-      <w:hyperlink r:id="rId20">
+      <w:hyperlink r:id="rId21">
         <w:r>
           <w:rPr>
             <w:color w:val="0563C1"/>
@@ -3454,7 +3461,7 @@
         </w:rPr>
         <w:t xml:space="preserve">Canonical Multipass documentation: </w:t>
       </w:r>
-      <w:hyperlink r:id="rId21">
+      <w:hyperlink r:id="rId22">
         <w:r>
           <w:rPr>
             <w:color w:val="0563C1"/>
@@ -3475,7 +3482,7 @@
         </w:rPr>
         <w:t xml:space="preserve">Nginx documentation: </w:t>
       </w:r>
-      <w:hyperlink r:id="rId22">
+      <w:hyperlink r:id="rId23">
         <w:r>
           <w:rPr>
             <w:color w:val="0563C1"/>
@@ -3486,8 +3493,8 @@
       </w:hyperlink>
     </w:p>
     <w:sectPr>
-      <w:headerReference w:type="default" r:id="rId23"/>
-      <w:footerReference w:type="default" r:id="rId24"/>
+      <w:headerReference w:type="default" r:id="rId24"/>
+      <w:footerReference w:type="default" r:id="rId25"/>
       <w:pgSz w:w="12240" w:h="15840"/>
       <w:pgMar w:top="1440" w:right="1440" w:bottom="1440" w:left="1440" w:header="708" w:footer="708" w:gutter="0"/>
       <w:cols w:space="720"/>
